--- a/GitLab CI-CD.docx
+++ b/GitLab CI-CD.docx
@@ -1,6 +1,6 @@
 
 <file path=word/document.xml><?xml version="1.0" encoding="utf-8"?>
-<w:document xmlns:wpc="http://schemas.microsoft.com/office/word/2010/wordprocessingCanvas" xmlns:cx="http://schemas.microsoft.com/office/drawing/2014/chartex" xmlns:cx1="http://schemas.microsoft.com/office/drawing/2015/9/8/chartex" xmlns:cx2="http://schemas.microsoft.com/office/drawing/2015/10/21/chartex" xmlns:cx3="http://schemas.microsoft.com/office/drawing/2016/5/9/chartex" xmlns:cx4="http://schemas.microsoft.com/office/drawing/2016/5/10/chartex" xmlns:cx5="http://schemas.microsoft.com/office/drawing/2016/5/11/chartex" xmlns:cx6="http://schemas.microsoft.com/office/drawing/2016/5/12/chartex" xmlns:cx7="http://schemas.microsoft.com/office/drawing/2016/5/13/chartex" xmlns:cx8="http://schemas.microsoft.com/office/drawing/2016/5/14/chartex" xmlns:mc="http://schemas.openxmlformats.org/markup-compatibility/2006" xmlns:aink="http://schemas.microsoft.com/office/drawing/2016/ink" xmlns:am3d="http://schemas.microsoft.com/office/drawing/2017/model3d" xmlns:o="urn:schemas-microsoft-com:office:office" xmlns:r="http://schemas.openxmlformats.org/officeDocument/2006/relationships" xmlns:m="http://schemas.openxmlformats.org/officeDocument/2006/math" xmlns:v="urn:schemas-microsoft-com:vml" xmlns:wp14="http://schemas.microsoft.com/office/word/2010/wordprocessingDrawing" xmlns:wp="http://schemas.openxmlformats.org/drawingml/2006/wordprocessingDrawing" xmlns:w10="urn:schemas-microsoft-com:office:word" xmlns:w="http://schemas.openxmlformats.org/wordprocessingml/2006/main" xmlns:w14="http://schemas.microsoft.com/office/word/2010/wordml" xmlns:w15="http://schemas.microsoft.com/office/word/2012/wordml" xmlns:w16cex="http://schemas.microsoft.com/office/word/2018/wordml/cex" xmlns:w16cid="http://schemas.microsoft.com/office/word/2016/wordml/cid" xmlns:w16="http://schemas.microsoft.com/office/word/2018/wordml" xmlns:w16sdtdh="http://schemas.microsoft.com/office/word/2020/wordml/sdtdatahash" xmlns:w16se="http://schemas.microsoft.com/office/word/2015/wordml/symex" xmlns:wpg="http://schemas.microsoft.com/office/word/2010/wordprocessingGroup" xmlns:wpi="http://schemas.microsoft.com/office/word/2010/wordprocessingInk" xmlns:wne="http://schemas.microsoft.com/office/word/2006/wordml" xmlns:wps="http://schemas.microsoft.com/office/word/2010/wordprocessingShape" mc:Ignorable="w14 w15 w16se w16cid w16 w16cex w16sdtdh wp14">
+<w:document xmlns:wpc="http://schemas.microsoft.com/office/word/2010/wordprocessingCanvas" xmlns:cx="http://schemas.microsoft.com/office/drawing/2014/chartex" xmlns:cx1="http://schemas.microsoft.com/office/drawing/2015/9/8/chartex" xmlns:cx2="http://schemas.microsoft.com/office/drawing/2015/10/21/chartex" xmlns:cx3="http://schemas.microsoft.com/office/drawing/2016/5/9/chartex" xmlns:cx4="http://schemas.microsoft.com/office/drawing/2016/5/10/chartex" xmlns:cx5="http://schemas.microsoft.com/office/drawing/2016/5/11/chartex" xmlns:cx6="http://schemas.microsoft.com/office/drawing/2016/5/12/chartex" xmlns:cx7="http://schemas.microsoft.com/office/drawing/2016/5/13/chartex" xmlns:cx8="http://schemas.microsoft.com/office/drawing/2016/5/14/chartex" xmlns:mc="http://schemas.openxmlformats.org/markup-compatibility/2006" xmlns:aink="http://schemas.microsoft.com/office/drawing/2016/ink" xmlns:am3d="http://schemas.microsoft.com/office/drawing/2017/model3d" xmlns:o="urn:schemas-microsoft-com:office:office" xmlns:oel="http://schemas.microsoft.com/office/2019/extlst" xmlns:r="http://schemas.openxmlformats.org/officeDocument/2006/relationships" xmlns:m="http://schemas.openxmlformats.org/officeDocument/2006/math" xmlns:v="urn:schemas-microsoft-com:vml" xmlns:wp14="http://schemas.microsoft.com/office/word/2010/wordprocessingDrawing" xmlns:wp="http://schemas.openxmlformats.org/drawingml/2006/wordprocessingDrawing" xmlns:w10="urn:schemas-microsoft-com:office:word" xmlns:w="http://schemas.openxmlformats.org/wordprocessingml/2006/main" xmlns:w14="http://schemas.microsoft.com/office/word/2010/wordml" xmlns:w15="http://schemas.microsoft.com/office/word/2012/wordml" xmlns:w16cex="http://schemas.microsoft.com/office/word/2018/wordml/cex" xmlns:w16cid="http://schemas.microsoft.com/office/word/2016/wordml/cid" xmlns:w16="http://schemas.microsoft.com/office/word/2018/wordml" xmlns:w16sdtdh="http://schemas.microsoft.com/office/word/2020/wordml/sdtdatahash" xmlns:w16se="http://schemas.microsoft.com/office/word/2015/wordml/symex" xmlns:wpg="http://schemas.microsoft.com/office/word/2010/wordprocessingGroup" xmlns:wpi="http://schemas.microsoft.com/office/word/2010/wordprocessingInk" xmlns:wne="http://schemas.microsoft.com/office/word/2006/wordml" xmlns:wps="http://schemas.microsoft.com/office/word/2010/wordprocessingShape" mc:Ignorable="w14 w15 w16se w16cid w16 w16cex w16sdtdh wp14">
   <w:body>
     <w:p>
       <w:pPr>
@@ -24,6 +24,17 @@
           <w:lang w:val="en-US"/>
         </w:rPr>
         <w:t>GITLAB CICD</w:t>
+      </w:r>
+      <w:r>
+        <w:rPr>
+          <w:b/>
+          <w:bCs/>
+          <w:sz w:val="40"/>
+          <w:szCs w:val="40"/>
+          <w:u w:val="single"/>
+          <w:lang w:val="en-US"/>
+        </w:rPr>
+        <w:t>1</w:t>
       </w:r>
     </w:p>
     <w:p>
@@ -1842,29 +1853,7 @@
           <w:szCs w:val="24"/>
           <w:lang w:eastAsia="en-IN"/>
         </w:rPr>
-        <w:t xml:space="preserve">In the staging </w:t>
-      </w:r>
-      <w:proofErr w:type="gramStart"/>
-      <w:r>
-        <w:rPr>
-          <w:rFonts w:ascii="Segoe UI" w:eastAsia="Times New Roman" w:hAnsi="Segoe UI" w:cs="Segoe UI"/>
-          <w:color w:val="404040"/>
-          <w:sz w:val="24"/>
-          <w:szCs w:val="24"/>
-          <w:lang w:eastAsia="en-IN"/>
-        </w:rPr>
-        <w:t>job ,</w:t>
-      </w:r>
-      <w:proofErr w:type="gramEnd"/>
-      <w:r>
-        <w:rPr>
-          <w:rFonts w:ascii="Segoe UI" w:eastAsia="Times New Roman" w:hAnsi="Segoe UI" w:cs="Segoe UI"/>
-          <w:color w:val="404040"/>
-          <w:sz w:val="24"/>
-          <w:szCs w:val="24"/>
-          <w:lang w:eastAsia="en-IN"/>
-        </w:rPr>
-        <w:t xml:space="preserve"> it will run only if there is any tag added .otherwise it wont run .We use rules as below for this. $CI_COMMIT_TAG is Predefined variable in Gitlab</w:t>
+        <w:t>In the staging job , it will run only if there is any tag added .otherwise it wont run .We use rules as below for this. $CI_COMMIT_TAG is Predefined variable in Gitlab</w:t>
       </w:r>
     </w:p>
     <w:p>
@@ -2027,29 +2016,7 @@
           <w:szCs w:val="24"/>
           <w:lang w:eastAsia="en-IN"/>
         </w:rPr>
-        <w:t xml:space="preserve">, it will run only if there is any tag </w:t>
-      </w:r>
-      <w:proofErr w:type="gramStart"/>
-      <w:r>
-        <w:rPr>
-          <w:rFonts w:ascii="Segoe UI" w:eastAsia="Times New Roman" w:hAnsi="Segoe UI" w:cs="Segoe UI"/>
-          <w:color w:val="404040"/>
-          <w:sz w:val="24"/>
-          <w:szCs w:val="24"/>
-          <w:lang w:eastAsia="en-IN"/>
-        </w:rPr>
-        <w:t>added .otherwise</w:t>
-      </w:r>
-      <w:proofErr w:type="gramEnd"/>
-      <w:r>
-        <w:rPr>
-          <w:rFonts w:ascii="Segoe UI" w:eastAsia="Times New Roman" w:hAnsi="Segoe UI" w:cs="Segoe UI"/>
-          <w:color w:val="404040"/>
-          <w:sz w:val="24"/>
-          <w:szCs w:val="24"/>
-          <w:lang w:eastAsia="en-IN"/>
-        </w:rPr>
-        <w:t xml:space="preserve"> it </w:t>
+        <w:t xml:space="preserve">, it will run only if there is any tag added .otherwise it </w:t>
       </w:r>
       <w:proofErr w:type="spellStart"/>
       <w:r>
@@ -2170,29 +2137,7 @@
           <w:szCs w:val="24"/>
           <w:lang w:eastAsia="en-IN"/>
         </w:rPr>
-        <w:t xml:space="preserve">If there is any bug found in after any </w:t>
-      </w:r>
-      <w:proofErr w:type="gramStart"/>
-      <w:r>
-        <w:rPr>
-          <w:rFonts w:ascii="Segoe UI" w:eastAsia="Times New Roman" w:hAnsi="Segoe UI" w:cs="Segoe UI"/>
-          <w:color w:val="404040"/>
-          <w:sz w:val="24"/>
-          <w:szCs w:val="24"/>
-          <w:lang w:eastAsia="en-IN"/>
-        </w:rPr>
-        <w:t>deployment .We</w:t>
-      </w:r>
-      <w:proofErr w:type="gramEnd"/>
-      <w:r>
-        <w:rPr>
-          <w:rFonts w:ascii="Segoe UI" w:eastAsia="Times New Roman" w:hAnsi="Segoe UI" w:cs="Segoe UI"/>
-          <w:color w:val="404040"/>
-          <w:sz w:val="24"/>
-          <w:szCs w:val="24"/>
-          <w:lang w:eastAsia="en-IN"/>
-        </w:rPr>
-        <w:t xml:space="preserve"> can roll back it to previous</w:t>
+        <w:t>If there is any bug found in after any deployment .We can roll back it to previous</w:t>
       </w:r>
       <w:r>
         <w:rPr>
@@ -2240,29 +2185,7 @@
           <w:szCs w:val="24"/>
           <w:lang w:eastAsia="en-IN"/>
         </w:rPr>
-        <w:t xml:space="preserve">Path to roll </w:t>
-      </w:r>
-      <w:proofErr w:type="gramStart"/>
-      <w:r>
-        <w:rPr>
-          <w:rFonts w:ascii="Segoe UI" w:eastAsia="Times New Roman" w:hAnsi="Segoe UI" w:cs="Segoe UI"/>
-          <w:color w:val="404040"/>
-          <w:sz w:val="24"/>
-          <w:szCs w:val="24"/>
-          <w:lang w:eastAsia="en-IN"/>
-        </w:rPr>
-        <w:t>back :</w:t>
-      </w:r>
-      <w:proofErr w:type="gramEnd"/>
-      <w:r>
-        <w:rPr>
-          <w:rFonts w:ascii="Segoe UI" w:eastAsia="Times New Roman" w:hAnsi="Segoe UI" w:cs="Segoe UI"/>
-          <w:color w:val="404040"/>
-          <w:sz w:val="24"/>
-          <w:szCs w:val="24"/>
-          <w:lang w:eastAsia="en-IN"/>
-        </w:rPr>
-        <w:t xml:space="preserve"> </w:t>
+        <w:t xml:space="preserve">Path to roll back : </w:t>
       </w:r>
       <w:proofErr w:type="spellStart"/>
       <w:r>
@@ -4666,7 +4589,7 @@
 </file>
 
 <file path=word/numbering.xml><?xml version="1.0" encoding="utf-8"?>
-<w:numbering xmlns:wpc="http://schemas.microsoft.com/office/word/2010/wordprocessingCanvas" xmlns:cx="http://schemas.microsoft.com/office/drawing/2014/chartex" xmlns:cx1="http://schemas.microsoft.com/office/drawing/2015/9/8/chartex" xmlns:cx2="http://schemas.microsoft.com/office/drawing/2015/10/21/chartex" xmlns:cx3="http://schemas.microsoft.com/office/drawing/2016/5/9/chartex" xmlns:cx4="http://schemas.microsoft.com/office/drawing/2016/5/10/chartex" xmlns:cx5="http://schemas.microsoft.com/office/drawing/2016/5/11/chartex" xmlns:cx6="http://schemas.microsoft.com/office/drawing/2016/5/12/chartex" xmlns:cx7="http://schemas.microsoft.com/office/drawing/2016/5/13/chartex" xmlns:cx8="http://schemas.microsoft.com/office/drawing/2016/5/14/chartex" xmlns:mc="http://schemas.openxmlformats.org/markup-compatibility/2006" xmlns:aink="http://schemas.microsoft.com/office/drawing/2016/ink" xmlns:am3d="http://schemas.microsoft.com/office/drawing/2017/model3d" xmlns:o="urn:schemas-microsoft-com:office:office" xmlns:r="http://schemas.openxmlformats.org/officeDocument/2006/relationships" xmlns:m="http://schemas.openxmlformats.org/officeDocument/2006/math" xmlns:v="urn:schemas-microsoft-com:vml" xmlns:wp14="http://schemas.microsoft.com/office/word/2010/wordprocessingDrawing" xmlns:wp="http://schemas.openxmlformats.org/drawingml/2006/wordprocessingDrawing" xmlns:w10="urn:schemas-microsoft-com:office:word" xmlns:w="http://schemas.openxmlformats.org/wordprocessingml/2006/main" xmlns:w14="http://schemas.microsoft.com/office/word/2010/wordml" xmlns:w15="http://schemas.microsoft.com/office/word/2012/wordml" xmlns:w16cex="http://schemas.microsoft.com/office/word/2018/wordml/cex" xmlns:w16cid="http://schemas.microsoft.com/office/word/2016/wordml/cid" xmlns:w16="http://schemas.microsoft.com/office/word/2018/wordml" xmlns:w16sdtdh="http://schemas.microsoft.com/office/word/2020/wordml/sdtdatahash" xmlns:w16se="http://schemas.microsoft.com/office/word/2015/wordml/symex" xmlns:wpg="http://schemas.microsoft.com/office/word/2010/wordprocessingGroup" xmlns:wpi="http://schemas.microsoft.com/office/word/2010/wordprocessingInk" xmlns:wne="http://schemas.microsoft.com/office/word/2006/wordml" xmlns:wps="http://schemas.microsoft.com/office/word/2010/wordprocessingShape" mc:Ignorable="w14 w15 w16se w16cid w16 w16cex w16sdtdh wp14">
+<w:numbering xmlns:wpc="http://schemas.microsoft.com/office/word/2010/wordprocessingCanvas" xmlns:cx="http://schemas.microsoft.com/office/drawing/2014/chartex" xmlns:cx1="http://schemas.microsoft.com/office/drawing/2015/9/8/chartex" xmlns:cx2="http://schemas.microsoft.com/office/drawing/2015/10/21/chartex" xmlns:cx3="http://schemas.microsoft.com/office/drawing/2016/5/9/chartex" xmlns:cx4="http://schemas.microsoft.com/office/drawing/2016/5/10/chartex" xmlns:cx5="http://schemas.microsoft.com/office/drawing/2016/5/11/chartex" xmlns:cx6="http://schemas.microsoft.com/office/drawing/2016/5/12/chartex" xmlns:cx7="http://schemas.microsoft.com/office/drawing/2016/5/13/chartex" xmlns:cx8="http://schemas.microsoft.com/office/drawing/2016/5/14/chartex" xmlns:mc="http://schemas.openxmlformats.org/markup-compatibility/2006" xmlns:aink="http://schemas.microsoft.com/office/drawing/2016/ink" xmlns:am3d="http://schemas.microsoft.com/office/drawing/2017/model3d" xmlns:o="urn:schemas-microsoft-com:office:office" xmlns:oel="http://schemas.microsoft.com/office/2019/extlst" xmlns:r="http://schemas.openxmlformats.org/officeDocument/2006/relationships" xmlns:m="http://schemas.openxmlformats.org/officeDocument/2006/math" xmlns:v="urn:schemas-microsoft-com:vml" xmlns:wp14="http://schemas.microsoft.com/office/word/2010/wordprocessingDrawing" xmlns:wp="http://schemas.openxmlformats.org/drawingml/2006/wordprocessingDrawing" xmlns:w10="urn:schemas-microsoft-com:office:word" xmlns:w="http://schemas.openxmlformats.org/wordprocessingml/2006/main" xmlns:w14="http://schemas.microsoft.com/office/word/2010/wordml" xmlns:w15="http://schemas.microsoft.com/office/word/2012/wordml" xmlns:w16cex="http://schemas.microsoft.com/office/word/2018/wordml/cex" xmlns:w16cid="http://schemas.microsoft.com/office/word/2016/wordml/cid" xmlns:w16="http://schemas.microsoft.com/office/word/2018/wordml" xmlns:w16sdtdh="http://schemas.microsoft.com/office/word/2020/wordml/sdtdatahash" xmlns:w16se="http://schemas.microsoft.com/office/word/2015/wordml/symex" xmlns:wpg="http://schemas.microsoft.com/office/word/2010/wordprocessingGroup" xmlns:wpi="http://schemas.microsoft.com/office/word/2010/wordprocessingInk" xmlns:wne="http://schemas.microsoft.com/office/word/2006/wordml" xmlns:wps="http://schemas.microsoft.com/office/word/2010/wordprocessingShape" mc:Ignorable="w14 w15 w16se w16cid w16 w16cex w16sdtdh wp14">
   <w:abstractNum w:abstractNumId="0" w15:restartNumberingAfterBreak="0">
     <w:nsid w:val="0752777C"/>
     <w:multiLevelType w:val="hybridMultilevel"/>
@@ -8018,91 +7941,91 @@
       </w:pPr>
     </w:lvl>
   </w:abstractNum>
-  <w:num w:numId="1">
+  <w:num w:numId="1" w16cid:durableId="1771927718">
     <w:abstractNumId w:val="22"/>
   </w:num>
-  <w:num w:numId="2">
+  <w:num w:numId="2" w16cid:durableId="593972724">
     <w:abstractNumId w:val="16"/>
   </w:num>
-  <w:num w:numId="3">
+  <w:num w:numId="3" w16cid:durableId="1837259253">
     <w:abstractNumId w:val="27"/>
   </w:num>
-  <w:num w:numId="4">
+  <w:num w:numId="4" w16cid:durableId="1559899768">
     <w:abstractNumId w:val="8"/>
   </w:num>
-  <w:num w:numId="5">
+  <w:num w:numId="5" w16cid:durableId="1983851526">
     <w:abstractNumId w:val="19"/>
   </w:num>
-  <w:num w:numId="6">
+  <w:num w:numId="6" w16cid:durableId="610816962">
     <w:abstractNumId w:val="6"/>
   </w:num>
-  <w:num w:numId="7">
+  <w:num w:numId="7" w16cid:durableId="1375157208">
     <w:abstractNumId w:val="4"/>
   </w:num>
-  <w:num w:numId="8">
+  <w:num w:numId="8" w16cid:durableId="1290478135">
     <w:abstractNumId w:val="11"/>
   </w:num>
-  <w:num w:numId="9">
+  <w:num w:numId="9" w16cid:durableId="987126894">
     <w:abstractNumId w:val="23"/>
   </w:num>
-  <w:num w:numId="10">
+  <w:num w:numId="10" w16cid:durableId="788164999">
     <w:abstractNumId w:val="10"/>
   </w:num>
-  <w:num w:numId="11">
+  <w:num w:numId="11" w16cid:durableId="1161506255">
     <w:abstractNumId w:val="28"/>
   </w:num>
-  <w:num w:numId="12">
+  <w:num w:numId="12" w16cid:durableId="1523057614">
     <w:abstractNumId w:val="9"/>
   </w:num>
-  <w:num w:numId="13">
+  <w:num w:numId="13" w16cid:durableId="1117413814">
     <w:abstractNumId w:val="2"/>
   </w:num>
-  <w:num w:numId="14">
+  <w:num w:numId="14" w16cid:durableId="1387070242">
     <w:abstractNumId w:val="5"/>
   </w:num>
-  <w:num w:numId="15">
+  <w:num w:numId="15" w16cid:durableId="613171651">
     <w:abstractNumId w:val="15"/>
   </w:num>
-  <w:num w:numId="16">
+  <w:num w:numId="16" w16cid:durableId="261844534">
     <w:abstractNumId w:val="17"/>
   </w:num>
-  <w:num w:numId="17">
+  <w:num w:numId="17" w16cid:durableId="813565378">
     <w:abstractNumId w:val="20"/>
   </w:num>
-  <w:num w:numId="18">
+  <w:num w:numId="18" w16cid:durableId="1531066598">
     <w:abstractNumId w:val="0"/>
   </w:num>
-  <w:num w:numId="19">
+  <w:num w:numId="19" w16cid:durableId="1840193205">
     <w:abstractNumId w:val="26"/>
   </w:num>
-  <w:num w:numId="20">
+  <w:num w:numId="20" w16cid:durableId="387999887">
     <w:abstractNumId w:val="21"/>
   </w:num>
-  <w:num w:numId="21">
+  <w:num w:numId="21" w16cid:durableId="1822845290">
     <w:abstractNumId w:val="3"/>
   </w:num>
-  <w:num w:numId="22">
+  <w:num w:numId="22" w16cid:durableId="1231505499">
     <w:abstractNumId w:val="18"/>
   </w:num>
-  <w:num w:numId="23">
+  <w:num w:numId="23" w16cid:durableId="585501976">
     <w:abstractNumId w:val="12"/>
   </w:num>
-  <w:num w:numId="24">
+  <w:num w:numId="24" w16cid:durableId="630479918">
     <w:abstractNumId w:val="7"/>
   </w:num>
-  <w:num w:numId="25">
+  <w:num w:numId="25" w16cid:durableId="1888451542">
     <w:abstractNumId w:val="14"/>
   </w:num>
-  <w:num w:numId="26">
+  <w:num w:numId="26" w16cid:durableId="21904533">
     <w:abstractNumId w:val="25"/>
   </w:num>
-  <w:num w:numId="27">
+  <w:num w:numId="27" w16cid:durableId="167064691">
     <w:abstractNumId w:val="1"/>
   </w:num>
-  <w:num w:numId="28">
+  <w:num w:numId="28" w16cid:durableId="1979339753">
     <w:abstractNumId w:val="24"/>
   </w:num>
-  <w:num w:numId="29">
+  <w:num w:numId="29" w16cid:durableId="236937069">
     <w:abstractNumId w:val="13"/>
   </w:num>
 </w:numbering>

--- a/GitLab CI-CD.docx
+++ b/GitLab CI-CD.docx
@@ -1,6 +1,6 @@
 
 <file path=word/document.xml><?xml version="1.0" encoding="utf-8"?>
-<w:document xmlns:wpc="http://schemas.microsoft.com/office/word/2010/wordprocessingCanvas" xmlns:cx="http://schemas.microsoft.com/office/drawing/2014/chartex" xmlns:cx1="http://schemas.microsoft.com/office/drawing/2015/9/8/chartex" xmlns:cx2="http://schemas.microsoft.com/office/drawing/2015/10/21/chartex" xmlns:cx3="http://schemas.microsoft.com/office/drawing/2016/5/9/chartex" xmlns:cx4="http://schemas.microsoft.com/office/drawing/2016/5/10/chartex" xmlns:cx5="http://schemas.microsoft.com/office/drawing/2016/5/11/chartex" xmlns:cx6="http://schemas.microsoft.com/office/drawing/2016/5/12/chartex" xmlns:cx7="http://schemas.microsoft.com/office/drawing/2016/5/13/chartex" xmlns:cx8="http://schemas.microsoft.com/office/drawing/2016/5/14/chartex" xmlns:mc="http://schemas.openxmlformats.org/markup-compatibility/2006" xmlns:aink="http://schemas.microsoft.com/office/drawing/2016/ink" xmlns:am3d="http://schemas.microsoft.com/office/drawing/2017/model3d" xmlns:o="urn:schemas-microsoft-com:office:office" xmlns:oel="http://schemas.microsoft.com/office/2019/extlst" xmlns:r="http://schemas.openxmlformats.org/officeDocument/2006/relationships" xmlns:m="http://schemas.openxmlformats.org/officeDocument/2006/math" xmlns:v="urn:schemas-microsoft-com:vml" xmlns:wp14="http://schemas.microsoft.com/office/word/2010/wordprocessingDrawing" xmlns:wp="http://schemas.openxmlformats.org/drawingml/2006/wordprocessingDrawing" xmlns:w10="urn:schemas-microsoft-com:office:word" xmlns:w="http://schemas.openxmlformats.org/wordprocessingml/2006/main" xmlns:w14="http://schemas.microsoft.com/office/word/2010/wordml" xmlns:w15="http://schemas.microsoft.com/office/word/2012/wordml" xmlns:w16cex="http://schemas.microsoft.com/office/word/2018/wordml/cex" xmlns:w16cid="http://schemas.microsoft.com/office/word/2016/wordml/cid" xmlns:w16="http://schemas.microsoft.com/office/word/2018/wordml" xmlns:w16sdtdh="http://schemas.microsoft.com/office/word/2020/wordml/sdtdatahash" xmlns:w16se="http://schemas.microsoft.com/office/word/2015/wordml/symex" xmlns:wpg="http://schemas.microsoft.com/office/word/2010/wordprocessingGroup" xmlns:wpi="http://schemas.microsoft.com/office/word/2010/wordprocessingInk" xmlns:wne="http://schemas.microsoft.com/office/word/2006/wordml" xmlns:wps="http://schemas.microsoft.com/office/word/2010/wordprocessingShape" mc:Ignorable="w14 w15 w16se w16cid w16 w16cex w16sdtdh wp14">
+<w:document xmlns:wpc="http://schemas.microsoft.com/office/word/2010/wordprocessingCanvas" xmlns:cx="http://schemas.microsoft.com/office/drawing/2014/chartex" xmlns:cx1="http://schemas.microsoft.com/office/drawing/2015/9/8/chartex" xmlns:cx2="http://schemas.microsoft.com/office/drawing/2015/10/21/chartex" xmlns:cx3="http://schemas.microsoft.com/office/drawing/2016/5/9/chartex" xmlns:cx4="http://schemas.microsoft.com/office/drawing/2016/5/10/chartex" xmlns:cx5="http://schemas.microsoft.com/office/drawing/2016/5/11/chartex" xmlns:cx6="http://schemas.microsoft.com/office/drawing/2016/5/12/chartex" xmlns:cx7="http://schemas.microsoft.com/office/drawing/2016/5/13/chartex" xmlns:cx8="http://schemas.microsoft.com/office/drawing/2016/5/14/chartex" xmlns:mc="http://schemas.openxmlformats.org/markup-compatibility/2006" xmlns:aink="http://schemas.microsoft.com/office/drawing/2016/ink" xmlns:am3d="http://schemas.microsoft.com/office/drawing/2017/model3d" xmlns:o="urn:schemas-microsoft-com:office:office" xmlns:r="http://schemas.openxmlformats.org/officeDocument/2006/relationships" xmlns:m="http://schemas.openxmlformats.org/officeDocument/2006/math" xmlns:v="urn:schemas-microsoft-com:vml" xmlns:wp14="http://schemas.microsoft.com/office/word/2010/wordprocessingDrawing" xmlns:wp="http://schemas.openxmlformats.org/drawingml/2006/wordprocessingDrawing" xmlns:w10="urn:schemas-microsoft-com:office:word" xmlns:w="http://schemas.openxmlformats.org/wordprocessingml/2006/main" xmlns:w14="http://schemas.microsoft.com/office/word/2010/wordml" xmlns:w15="http://schemas.microsoft.com/office/word/2012/wordml" xmlns:w16cex="http://schemas.microsoft.com/office/word/2018/wordml/cex" xmlns:w16cid="http://schemas.microsoft.com/office/word/2016/wordml/cid" xmlns:w16="http://schemas.microsoft.com/office/word/2018/wordml" xmlns:w16sdtdh="http://schemas.microsoft.com/office/word/2020/wordml/sdtdatahash" xmlns:w16se="http://schemas.microsoft.com/office/word/2015/wordml/symex" xmlns:wpg="http://schemas.microsoft.com/office/word/2010/wordprocessingGroup" xmlns:wpi="http://schemas.microsoft.com/office/word/2010/wordprocessingInk" xmlns:wne="http://schemas.microsoft.com/office/word/2006/wordml" xmlns:wps="http://schemas.microsoft.com/office/word/2010/wordprocessingShape" mc:Ignorable="w14 w15 w16se w16cid w16 w16cex w16sdtdh wp14">
   <w:body>
     <w:p>
       <w:pPr>
@@ -24,17 +24,6 @@
           <w:lang w:val="en-US"/>
         </w:rPr>
         <w:t>GITLAB CICD</w:t>
-      </w:r>
-      <w:r>
-        <w:rPr>
-          <w:b/>
-          <w:bCs/>
-          <w:sz w:val="40"/>
-          <w:szCs w:val="40"/>
-          <w:u w:val="single"/>
-          <w:lang w:val="en-US"/>
-        </w:rPr>
-        <w:t>1</w:t>
       </w:r>
     </w:p>
     <w:p>
@@ -1853,7 +1842,29 @@
           <w:szCs w:val="24"/>
           <w:lang w:eastAsia="en-IN"/>
         </w:rPr>
-        <w:t>In the staging job , it will run only if there is any tag added .otherwise it wont run .We use rules as below for this. $CI_COMMIT_TAG is Predefined variable in Gitlab</w:t>
+        <w:t xml:space="preserve">In the staging </w:t>
+      </w:r>
+      <w:proofErr w:type="gramStart"/>
+      <w:r>
+        <w:rPr>
+          <w:rFonts w:ascii="Segoe UI" w:eastAsia="Times New Roman" w:hAnsi="Segoe UI" w:cs="Segoe UI"/>
+          <w:color w:val="404040"/>
+          <w:sz w:val="24"/>
+          <w:szCs w:val="24"/>
+          <w:lang w:eastAsia="en-IN"/>
+        </w:rPr>
+        <w:t>job ,</w:t>
+      </w:r>
+      <w:proofErr w:type="gramEnd"/>
+      <w:r>
+        <w:rPr>
+          <w:rFonts w:ascii="Segoe UI" w:eastAsia="Times New Roman" w:hAnsi="Segoe UI" w:cs="Segoe UI"/>
+          <w:color w:val="404040"/>
+          <w:sz w:val="24"/>
+          <w:szCs w:val="24"/>
+          <w:lang w:eastAsia="en-IN"/>
+        </w:rPr>
+        <w:t xml:space="preserve"> it will run only if there is any tag added .otherwise it wont run .We use rules as below for this. $CI_COMMIT_TAG is Predefined variable in Gitlab</w:t>
       </w:r>
     </w:p>
     <w:p>
@@ -2016,7 +2027,29 @@
           <w:szCs w:val="24"/>
           <w:lang w:eastAsia="en-IN"/>
         </w:rPr>
-        <w:t xml:space="preserve">, it will run only if there is any tag added .otherwise it </w:t>
+        <w:t xml:space="preserve">, it will run only if there is any tag </w:t>
+      </w:r>
+      <w:proofErr w:type="gramStart"/>
+      <w:r>
+        <w:rPr>
+          <w:rFonts w:ascii="Segoe UI" w:eastAsia="Times New Roman" w:hAnsi="Segoe UI" w:cs="Segoe UI"/>
+          <w:color w:val="404040"/>
+          <w:sz w:val="24"/>
+          <w:szCs w:val="24"/>
+          <w:lang w:eastAsia="en-IN"/>
+        </w:rPr>
+        <w:t>added .otherwise</w:t>
+      </w:r>
+      <w:proofErr w:type="gramEnd"/>
+      <w:r>
+        <w:rPr>
+          <w:rFonts w:ascii="Segoe UI" w:eastAsia="Times New Roman" w:hAnsi="Segoe UI" w:cs="Segoe UI"/>
+          <w:color w:val="404040"/>
+          <w:sz w:val="24"/>
+          <w:szCs w:val="24"/>
+          <w:lang w:eastAsia="en-IN"/>
+        </w:rPr>
+        <w:t xml:space="preserve"> it </w:t>
       </w:r>
       <w:proofErr w:type="spellStart"/>
       <w:r>
@@ -2137,7 +2170,29 @@
           <w:szCs w:val="24"/>
           <w:lang w:eastAsia="en-IN"/>
         </w:rPr>
-        <w:t>If there is any bug found in after any deployment .We can roll back it to previous</w:t>
+        <w:t xml:space="preserve">If there is any bug found in after any </w:t>
+      </w:r>
+      <w:proofErr w:type="gramStart"/>
+      <w:r>
+        <w:rPr>
+          <w:rFonts w:ascii="Segoe UI" w:eastAsia="Times New Roman" w:hAnsi="Segoe UI" w:cs="Segoe UI"/>
+          <w:color w:val="404040"/>
+          <w:sz w:val="24"/>
+          <w:szCs w:val="24"/>
+          <w:lang w:eastAsia="en-IN"/>
+        </w:rPr>
+        <w:t>deployment .We</w:t>
+      </w:r>
+      <w:proofErr w:type="gramEnd"/>
+      <w:r>
+        <w:rPr>
+          <w:rFonts w:ascii="Segoe UI" w:eastAsia="Times New Roman" w:hAnsi="Segoe UI" w:cs="Segoe UI"/>
+          <w:color w:val="404040"/>
+          <w:sz w:val="24"/>
+          <w:szCs w:val="24"/>
+          <w:lang w:eastAsia="en-IN"/>
+        </w:rPr>
+        <w:t xml:space="preserve"> can roll back it to previous</w:t>
       </w:r>
       <w:r>
         <w:rPr>
@@ -2185,7 +2240,29 @@
           <w:szCs w:val="24"/>
           <w:lang w:eastAsia="en-IN"/>
         </w:rPr>
-        <w:t xml:space="preserve">Path to roll back : </w:t>
+        <w:t xml:space="preserve">Path to roll </w:t>
+      </w:r>
+      <w:proofErr w:type="gramStart"/>
+      <w:r>
+        <w:rPr>
+          <w:rFonts w:ascii="Segoe UI" w:eastAsia="Times New Roman" w:hAnsi="Segoe UI" w:cs="Segoe UI"/>
+          <w:color w:val="404040"/>
+          <w:sz w:val="24"/>
+          <w:szCs w:val="24"/>
+          <w:lang w:eastAsia="en-IN"/>
+        </w:rPr>
+        <w:t>back :</w:t>
+      </w:r>
+      <w:proofErr w:type="gramEnd"/>
+      <w:r>
+        <w:rPr>
+          <w:rFonts w:ascii="Segoe UI" w:eastAsia="Times New Roman" w:hAnsi="Segoe UI" w:cs="Segoe UI"/>
+          <w:color w:val="404040"/>
+          <w:sz w:val="24"/>
+          <w:szCs w:val="24"/>
+          <w:lang w:eastAsia="en-IN"/>
+        </w:rPr>
+        <w:t xml:space="preserve"> </w:t>
       </w:r>
       <w:proofErr w:type="spellStart"/>
       <w:r>
@@ -4589,7 +4666,7 @@
 </file>
 
 <file path=word/numbering.xml><?xml version="1.0" encoding="utf-8"?>
-<w:numbering xmlns:wpc="http://schemas.microsoft.com/office/word/2010/wordprocessingCanvas" xmlns:cx="http://schemas.microsoft.com/office/drawing/2014/chartex" xmlns:cx1="http://schemas.microsoft.com/office/drawing/2015/9/8/chartex" xmlns:cx2="http://schemas.microsoft.com/office/drawing/2015/10/21/chartex" xmlns:cx3="http://schemas.microsoft.com/office/drawing/2016/5/9/chartex" xmlns:cx4="http://schemas.microsoft.com/office/drawing/2016/5/10/chartex" xmlns:cx5="http://schemas.microsoft.com/office/drawing/2016/5/11/chartex" xmlns:cx6="http://schemas.microsoft.com/office/drawing/2016/5/12/chartex" xmlns:cx7="http://schemas.microsoft.com/office/drawing/2016/5/13/chartex" xmlns:cx8="http://schemas.microsoft.com/office/drawing/2016/5/14/chartex" xmlns:mc="http://schemas.openxmlformats.org/markup-compatibility/2006" xmlns:aink="http://schemas.microsoft.com/office/drawing/2016/ink" xmlns:am3d="http://schemas.microsoft.com/office/drawing/2017/model3d" xmlns:o="urn:schemas-microsoft-com:office:office" xmlns:oel="http://schemas.microsoft.com/office/2019/extlst" xmlns:r="http://schemas.openxmlformats.org/officeDocument/2006/relationships" xmlns:m="http://schemas.openxmlformats.org/officeDocument/2006/math" xmlns:v="urn:schemas-microsoft-com:vml" xmlns:wp14="http://schemas.microsoft.com/office/word/2010/wordprocessingDrawing" xmlns:wp="http://schemas.openxmlformats.org/drawingml/2006/wordprocessingDrawing" xmlns:w10="urn:schemas-microsoft-com:office:word" xmlns:w="http://schemas.openxmlformats.org/wordprocessingml/2006/main" xmlns:w14="http://schemas.microsoft.com/office/word/2010/wordml" xmlns:w15="http://schemas.microsoft.com/office/word/2012/wordml" xmlns:w16cex="http://schemas.microsoft.com/office/word/2018/wordml/cex" xmlns:w16cid="http://schemas.microsoft.com/office/word/2016/wordml/cid" xmlns:w16="http://schemas.microsoft.com/office/word/2018/wordml" xmlns:w16sdtdh="http://schemas.microsoft.com/office/word/2020/wordml/sdtdatahash" xmlns:w16se="http://schemas.microsoft.com/office/word/2015/wordml/symex" xmlns:wpg="http://schemas.microsoft.com/office/word/2010/wordprocessingGroup" xmlns:wpi="http://schemas.microsoft.com/office/word/2010/wordprocessingInk" xmlns:wne="http://schemas.microsoft.com/office/word/2006/wordml" xmlns:wps="http://schemas.microsoft.com/office/word/2010/wordprocessingShape" mc:Ignorable="w14 w15 w16se w16cid w16 w16cex w16sdtdh wp14">
+<w:numbering xmlns:wpc="http://schemas.microsoft.com/office/word/2010/wordprocessingCanvas" xmlns:cx="http://schemas.microsoft.com/office/drawing/2014/chartex" xmlns:cx1="http://schemas.microsoft.com/office/drawing/2015/9/8/chartex" xmlns:cx2="http://schemas.microsoft.com/office/drawing/2015/10/21/chartex" xmlns:cx3="http://schemas.microsoft.com/office/drawing/2016/5/9/chartex" xmlns:cx4="http://schemas.microsoft.com/office/drawing/2016/5/10/chartex" xmlns:cx5="http://schemas.microsoft.com/office/drawing/2016/5/11/chartex" xmlns:cx6="http://schemas.microsoft.com/office/drawing/2016/5/12/chartex" xmlns:cx7="http://schemas.microsoft.com/office/drawing/2016/5/13/chartex" xmlns:cx8="http://schemas.microsoft.com/office/drawing/2016/5/14/chartex" xmlns:mc="http://schemas.openxmlformats.org/markup-compatibility/2006" xmlns:aink="http://schemas.microsoft.com/office/drawing/2016/ink" xmlns:am3d="http://schemas.microsoft.com/office/drawing/2017/model3d" xmlns:o="urn:schemas-microsoft-com:office:office" xmlns:r="http://schemas.openxmlformats.org/officeDocument/2006/relationships" xmlns:m="http://schemas.openxmlformats.org/officeDocument/2006/math" xmlns:v="urn:schemas-microsoft-com:vml" xmlns:wp14="http://schemas.microsoft.com/office/word/2010/wordprocessingDrawing" xmlns:wp="http://schemas.openxmlformats.org/drawingml/2006/wordprocessingDrawing" xmlns:w10="urn:schemas-microsoft-com:office:word" xmlns:w="http://schemas.openxmlformats.org/wordprocessingml/2006/main" xmlns:w14="http://schemas.microsoft.com/office/word/2010/wordml" xmlns:w15="http://schemas.microsoft.com/office/word/2012/wordml" xmlns:w16cex="http://schemas.microsoft.com/office/word/2018/wordml/cex" xmlns:w16cid="http://schemas.microsoft.com/office/word/2016/wordml/cid" xmlns:w16="http://schemas.microsoft.com/office/word/2018/wordml" xmlns:w16sdtdh="http://schemas.microsoft.com/office/word/2020/wordml/sdtdatahash" xmlns:w16se="http://schemas.microsoft.com/office/word/2015/wordml/symex" xmlns:wpg="http://schemas.microsoft.com/office/word/2010/wordprocessingGroup" xmlns:wpi="http://schemas.microsoft.com/office/word/2010/wordprocessingInk" xmlns:wne="http://schemas.microsoft.com/office/word/2006/wordml" xmlns:wps="http://schemas.microsoft.com/office/word/2010/wordprocessingShape" mc:Ignorable="w14 w15 w16se w16cid w16 w16cex w16sdtdh wp14">
   <w:abstractNum w:abstractNumId="0" w15:restartNumberingAfterBreak="0">
     <w:nsid w:val="0752777C"/>
     <w:multiLevelType w:val="hybridMultilevel"/>
@@ -7941,91 +8018,91 @@
       </w:pPr>
     </w:lvl>
   </w:abstractNum>
-  <w:num w:numId="1" w16cid:durableId="1771927718">
+  <w:num w:numId="1">
     <w:abstractNumId w:val="22"/>
   </w:num>
-  <w:num w:numId="2" w16cid:durableId="593972724">
+  <w:num w:numId="2">
     <w:abstractNumId w:val="16"/>
   </w:num>
-  <w:num w:numId="3" w16cid:durableId="1837259253">
+  <w:num w:numId="3">
     <w:abstractNumId w:val="27"/>
   </w:num>
-  <w:num w:numId="4" w16cid:durableId="1559899768">
+  <w:num w:numId="4">
     <w:abstractNumId w:val="8"/>
   </w:num>
-  <w:num w:numId="5" w16cid:durableId="1983851526">
+  <w:num w:numId="5">
     <w:abstractNumId w:val="19"/>
   </w:num>
-  <w:num w:numId="6" w16cid:durableId="610816962">
+  <w:num w:numId="6">
     <w:abstractNumId w:val="6"/>
   </w:num>
-  <w:num w:numId="7" w16cid:durableId="1375157208">
+  <w:num w:numId="7">
     <w:abstractNumId w:val="4"/>
   </w:num>
-  <w:num w:numId="8" w16cid:durableId="1290478135">
+  <w:num w:numId="8">
     <w:abstractNumId w:val="11"/>
   </w:num>
-  <w:num w:numId="9" w16cid:durableId="987126894">
+  <w:num w:numId="9">
     <w:abstractNumId w:val="23"/>
   </w:num>
-  <w:num w:numId="10" w16cid:durableId="788164999">
+  <w:num w:numId="10">
     <w:abstractNumId w:val="10"/>
   </w:num>
-  <w:num w:numId="11" w16cid:durableId="1161506255">
+  <w:num w:numId="11">
     <w:abstractNumId w:val="28"/>
   </w:num>
-  <w:num w:numId="12" w16cid:durableId="1523057614">
+  <w:num w:numId="12">
     <w:abstractNumId w:val="9"/>
   </w:num>
-  <w:num w:numId="13" w16cid:durableId="1117413814">
+  <w:num w:numId="13">
     <w:abstractNumId w:val="2"/>
   </w:num>
-  <w:num w:numId="14" w16cid:durableId="1387070242">
+  <w:num w:numId="14">
     <w:abstractNumId w:val="5"/>
   </w:num>
-  <w:num w:numId="15" w16cid:durableId="613171651">
+  <w:num w:numId="15">
     <w:abstractNumId w:val="15"/>
   </w:num>
-  <w:num w:numId="16" w16cid:durableId="261844534">
+  <w:num w:numId="16">
     <w:abstractNumId w:val="17"/>
   </w:num>
-  <w:num w:numId="17" w16cid:durableId="813565378">
+  <w:num w:numId="17">
     <w:abstractNumId w:val="20"/>
   </w:num>
-  <w:num w:numId="18" w16cid:durableId="1531066598">
+  <w:num w:numId="18">
     <w:abstractNumId w:val="0"/>
   </w:num>
-  <w:num w:numId="19" w16cid:durableId="1840193205">
+  <w:num w:numId="19">
     <w:abstractNumId w:val="26"/>
   </w:num>
-  <w:num w:numId="20" w16cid:durableId="387999887">
+  <w:num w:numId="20">
     <w:abstractNumId w:val="21"/>
   </w:num>
-  <w:num w:numId="21" w16cid:durableId="1822845290">
+  <w:num w:numId="21">
     <w:abstractNumId w:val="3"/>
   </w:num>
-  <w:num w:numId="22" w16cid:durableId="1231505499">
+  <w:num w:numId="22">
     <w:abstractNumId w:val="18"/>
   </w:num>
-  <w:num w:numId="23" w16cid:durableId="585501976">
+  <w:num w:numId="23">
     <w:abstractNumId w:val="12"/>
   </w:num>
-  <w:num w:numId="24" w16cid:durableId="630479918">
+  <w:num w:numId="24">
     <w:abstractNumId w:val="7"/>
   </w:num>
-  <w:num w:numId="25" w16cid:durableId="1888451542">
+  <w:num w:numId="25">
     <w:abstractNumId w:val="14"/>
   </w:num>
-  <w:num w:numId="26" w16cid:durableId="21904533">
+  <w:num w:numId="26">
     <w:abstractNumId w:val="25"/>
   </w:num>
-  <w:num w:numId="27" w16cid:durableId="167064691">
+  <w:num w:numId="27">
     <w:abstractNumId w:val="1"/>
   </w:num>
-  <w:num w:numId="28" w16cid:durableId="1979339753">
+  <w:num w:numId="28">
     <w:abstractNumId w:val="24"/>
   </w:num>
-  <w:num w:numId="29" w16cid:durableId="236937069">
+  <w:num w:numId="29">
     <w:abstractNumId w:val="13"/>
   </w:num>
 </w:numbering>
